--- a/Word/Дубровский_03_.docx
+++ b/Word/Дубровский_03_.docx
@@ -9,8 +9,8 @@
         <w:rPr>
           <w:rFonts w:hint="default" w:ascii="Times New Roman" w:hAnsi="Times New Roman"/>
           <w:b/>
-          <w:sz w:val="32"/>
-          <w:szCs w:val="32"/>
+          <w:sz w:val="28"/>
+          <w:szCs w:val="28"/>
           <w:lang w:val="ru-RU"/>
         </w:rPr>
       </w:pPr>
@@ -18,8 +18,8 @@
         <w:rPr>
           <w:rFonts w:ascii="Times New Roman" w:hAnsi="Times New Roman"/>
           <w:b/>
-          <w:sz w:val="32"/>
-          <w:szCs w:val="32"/>
+          <w:sz w:val="28"/>
+          <w:szCs w:val="28"/>
         </w:rPr>
         <w:t xml:space="preserve">3 </w:t>
       </w:r>
@@ -27,8 +27,8 @@
         <w:rPr>
           <w:rFonts w:hint="default" w:ascii="Times New Roman" w:hAnsi="Times New Roman"/>
           <w:b/>
-          <w:sz w:val="32"/>
-          <w:szCs w:val="32"/>
+          <w:sz w:val="28"/>
+          <w:szCs w:val="28"/>
         </w:rPr>
         <w:t>К</w:t>
       </w:r>
@@ -36,8 +36,8 @@
         <w:rPr>
           <w:rFonts w:hint="default" w:ascii="Times New Roman" w:hAnsi="Times New Roman"/>
           <w:b/>
-          <w:sz w:val="32"/>
-          <w:szCs w:val="32"/>
+          <w:sz w:val="28"/>
+          <w:szCs w:val="28"/>
           <w:lang w:val="ru-RU"/>
         </w:rPr>
         <w:t xml:space="preserve">ЛАССЫ В </w:t>
@@ -46,8 +46,8 @@
         <w:rPr>
           <w:rFonts w:hint="default" w:ascii="Times New Roman" w:hAnsi="Times New Roman"/>
           <w:b/>
-          <w:sz w:val="32"/>
-          <w:szCs w:val="32"/>
+          <w:sz w:val="28"/>
+          <w:szCs w:val="28"/>
           <w:lang w:val="en-US"/>
         </w:rPr>
         <w:t xml:space="preserve">.NET. </w:t>
@@ -56,8 +56,8 @@
         <w:rPr>
           <w:rFonts w:hint="default" w:ascii="Times New Roman" w:hAnsi="Times New Roman"/>
           <w:b/>
-          <w:sz w:val="32"/>
-          <w:szCs w:val="32"/>
+          <w:sz w:val="28"/>
+          <w:szCs w:val="28"/>
           <w:lang w:val="ru-RU"/>
         </w:rPr>
         <w:t>СПЕЦИАЛЬНЫЕ ТИПЫ КЛАССОВ</w:t>
@@ -255,6 +255,8 @@
         <w:ind w:firstLine="709"/>
         <w:rPr>
           <w:rFonts w:ascii="Times New Roman" w:hAnsi="Times New Roman"/>
+          <w:b w:val="0"/>
+          <w:bCs w:val="0"/>
           <w:sz w:val="28"/>
           <w:szCs w:val="28"/>
           <w:lang w:val="en-US"/>
@@ -263,6 +265,8 @@
       <w:r>
         <w:rPr>
           <w:rFonts w:ascii="Times New Roman" w:hAnsi="Times New Roman"/>
+          <w:b w:val="0"/>
+          <w:bCs w:val="0"/>
           <w:sz w:val="28"/>
           <w:szCs w:val="28"/>
         </w:rPr>
@@ -271,6 +275,8 @@
       <w:r>
         <w:rPr>
           <w:rFonts w:ascii="Times New Roman" w:hAnsi="Times New Roman"/>
+          <w:b w:val="0"/>
+          <w:bCs w:val="0"/>
           <w:sz w:val="28"/>
           <w:szCs w:val="28"/>
           <w:lang w:val="en-US"/>
@@ -280,6 +286,8 @@
       <w:r>
         <w:rPr>
           <w:rFonts w:ascii="Times New Roman" w:hAnsi="Times New Roman"/>
+          <w:b w:val="0"/>
+          <w:bCs w:val="0"/>
           <w:sz w:val="28"/>
           <w:szCs w:val="28"/>
         </w:rPr>
@@ -288,6 +296,8 @@
       <w:r>
         <w:rPr>
           <w:rFonts w:ascii="Times New Roman" w:hAnsi="Times New Roman"/>
+          <w:b w:val="0"/>
+          <w:bCs w:val="0"/>
           <w:sz w:val="28"/>
           <w:szCs w:val="28"/>
           <w:lang w:val="en-US"/>
@@ -301,6 +311,8 @@
         <w:ind w:firstLine="709"/>
         <w:rPr>
           <w:rFonts w:hint="default" w:ascii="Times New Roman" w:hAnsi="Times New Roman"/>
+          <w:b w:val="0"/>
+          <w:bCs w:val="0"/>
           <w:sz w:val="28"/>
           <w:szCs w:val="28"/>
           <w:lang w:val="en-US"/>
@@ -309,6 +321,8 @@
       <w:r>
         <w:rPr>
           <w:rFonts w:hint="default" w:ascii="Times New Roman" w:hAnsi="Times New Roman"/>
+          <w:b w:val="0"/>
+          <w:bCs w:val="0"/>
           <w:sz w:val="28"/>
           <w:szCs w:val="28"/>
           <w:lang w:val="en-US"/>
@@ -322,6 +336,8 @@
         <w:ind w:firstLine="709"/>
         <w:rPr>
           <w:rFonts w:hint="default" w:ascii="Times New Roman" w:hAnsi="Times New Roman"/>
+          <w:b w:val="0"/>
+          <w:bCs w:val="0"/>
           <w:sz w:val="28"/>
           <w:szCs w:val="28"/>
           <w:lang w:val="en-US"/>
@@ -334,6 +350,8 @@
         <w:ind w:firstLine="709"/>
         <w:rPr>
           <w:rFonts w:hint="default" w:ascii="Times New Roman" w:hAnsi="Times New Roman"/>
+          <w:b w:val="0"/>
+          <w:bCs w:val="0"/>
           <w:sz w:val="28"/>
           <w:szCs w:val="28"/>
           <w:lang w:val="en-US"/>
@@ -342,6 +360,8 @@
       <w:r>
         <w:rPr>
           <w:rFonts w:hint="default" w:ascii="Times New Roman" w:hAnsi="Times New Roman"/>
+          <w:b w:val="0"/>
+          <w:bCs w:val="0"/>
           <w:sz w:val="28"/>
           <w:szCs w:val="28"/>
           <w:lang w:val="en-US"/>
@@ -355,6 +375,8 @@
         <w:ind w:firstLine="709"/>
         <w:rPr>
           <w:rFonts w:hint="default" w:ascii="Times New Roman" w:hAnsi="Times New Roman"/>
+          <w:b w:val="0"/>
+          <w:bCs w:val="0"/>
           <w:sz w:val="28"/>
           <w:szCs w:val="28"/>
           <w:lang w:val="en-US"/>
@@ -363,6 +385,8 @@
       <w:r>
         <w:rPr>
           <w:rFonts w:hint="default" w:ascii="Times New Roman" w:hAnsi="Times New Roman"/>
+          <w:b w:val="0"/>
+          <w:bCs w:val="0"/>
           <w:sz w:val="28"/>
           <w:szCs w:val="28"/>
           <w:lang w:val="en-US"/>
@@ -376,6 +400,8 @@
         <w:ind w:firstLine="709"/>
         <w:rPr>
           <w:rFonts w:hint="default" w:ascii="Times New Roman" w:hAnsi="Times New Roman"/>
+          <w:b w:val="0"/>
+          <w:bCs w:val="0"/>
           <w:sz w:val="28"/>
           <w:szCs w:val="28"/>
           <w:lang w:val="en-US"/>
@@ -384,6 +410,8 @@
       <w:r>
         <w:rPr>
           <w:rFonts w:hint="default" w:ascii="Times New Roman" w:hAnsi="Times New Roman"/>
+          <w:b w:val="0"/>
+          <w:bCs w:val="0"/>
           <w:sz w:val="28"/>
           <w:szCs w:val="28"/>
           <w:lang w:val="en-US"/>
@@ -397,6 +425,8 @@
         <w:ind w:firstLine="709"/>
         <w:rPr>
           <w:rFonts w:hint="default" w:ascii="Times New Roman" w:hAnsi="Times New Roman"/>
+          <w:b w:val="0"/>
+          <w:bCs w:val="0"/>
           <w:sz w:val="28"/>
           <w:szCs w:val="28"/>
           <w:lang w:val="en-US"/>
@@ -405,6 +435,8 @@
       <w:r>
         <w:rPr>
           <w:rFonts w:hint="default" w:ascii="Times New Roman" w:hAnsi="Times New Roman"/>
+          <w:b w:val="0"/>
+          <w:bCs w:val="0"/>
           <w:sz w:val="28"/>
           <w:szCs w:val="28"/>
           <w:lang w:val="en-US"/>
@@ -418,6 +450,8 @@
         <w:ind w:firstLine="709"/>
         <w:rPr>
           <w:rFonts w:hint="default" w:ascii="Times New Roman" w:hAnsi="Times New Roman"/>
+          <w:b w:val="0"/>
+          <w:bCs w:val="0"/>
           <w:sz w:val="28"/>
           <w:szCs w:val="28"/>
           <w:lang w:val="en-US"/>
@@ -430,6 +464,8 @@
         <w:ind w:firstLine="709"/>
         <w:rPr>
           <w:rFonts w:hint="default" w:ascii="Times New Roman" w:hAnsi="Times New Roman"/>
+          <w:b w:val="0"/>
+          <w:bCs w:val="0"/>
           <w:sz w:val="28"/>
           <w:szCs w:val="28"/>
           <w:lang w:val="en-US"/>
@@ -438,6 +474,8 @@
       <w:r>
         <w:rPr>
           <w:rFonts w:hint="default" w:ascii="Times New Roman" w:hAnsi="Times New Roman"/>
+          <w:b w:val="0"/>
+          <w:bCs w:val="0"/>
           <w:sz w:val="28"/>
           <w:szCs w:val="28"/>
           <w:lang w:val="en-US"/>
@@ -451,6 +489,8 @@
         <w:ind w:firstLine="709"/>
         <w:rPr>
           <w:rFonts w:hint="default" w:ascii="Times New Roman" w:hAnsi="Times New Roman"/>
+          <w:b w:val="0"/>
+          <w:bCs w:val="0"/>
           <w:sz w:val="28"/>
           <w:szCs w:val="28"/>
           <w:lang w:val="en-US"/>
@@ -459,6 +499,8 @@
       <w:r>
         <w:rPr>
           <w:rFonts w:hint="default" w:ascii="Times New Roman" w:hAnsi="Times New Roman"/>
+          <w:b w:val="0"/>
+          <w:bCs w:val="0"/>
           <w:sz w:val="28"/>
           <w:szCs w:val="28"/>
           <w:lang w:val="en-US"/>
@@ -472,6 +514,8 @@
         <w:ind w:firstLine="709"/>
         <w:rPr>
           <w:rFonts w:hint="default" w:ascii="Times New Roman" w:hAnsi="Times New Roman"/>
+          <w:b w:val="0"/>
+          <w:bCs w:val="0"/>
           <w:sz w:val="28"/>
           <w:szCs w:val="28"/>
           <w:lang w:val="en-US"/>
@@ -480,6 +524,8 @@
       <w:r>
         <w:rPr>
           <w:rFonts w:hint="default" w:ascii="Times New Roman" w:hAnsi="Times New Roman"/>
+          <w:b w:val="0"/>
+          <w:bCs w:val="0"/>
           <w:sz w:val="28"/>
           <w:szCs w:val="28"/>
           <w:lang w:val="en-US"/>
@@ -493,6 +539,8 @@
         <w:ind w:firstLine="709"/>
         <w:rPr>
           <w:rFonts w:hint="default" w:ascii="Times New Roman" w:hAnsi="Times New Roman"/>
+          <w:b w:val="0"/>
+          <w:bCs w:val="0"/>
           <w:sz w:val="28"/>
           <w:szCs w:val="28"/>
           <w:lang w:val="en-US"/>
@@ -501,6 +549,8 @@
       <w:r>
         <w:rPr>
           <w:rFonts w:hint="default" w:ascii="Times New Roman" w:hAnsi="Times New Roman"/>
+          <w:b w:val="0"/>
+          <w:bCs w:val="0"/>
           <w:sz w:val="28"/>
           <w:szCs w:val="28"/>
           <w:lang w:val="en-US"/>
@@ -514,6 +564,8 @@
         <w:ind w:firstLine="709"/>
         <w:rPr>
           <w:rFonts w:hint="default" w:ascii="Times New Roman" w:hAnsi="Times New Roman"/>
+          <w:b w:val="0"/>
+          <w:bCs w:val="0"/>
           <w:sz w:val="28"/>
           <w:szCs w:val="28"/>
           <w:lang w:val="en-US"/>
@@ -522,6 +574,8 @@
       <w:r>
         <w:rPr>
           <w:rFonts w:hint="default" w:ascii="Times New Roman" w:hAnsi="Times New Roman"/>
+          <w:b w:val="0"/>
+          <w:bCs w:val="0"/>
           <w:sz w:val="28"/>
           <w:szCs w:val="28"/>
           <w:lang w:val="en-US"/>
@@ -535,6 +589,8 @@
         <w:ind w:firstLine="709"/>
         <w:rPr>
           <w:rFonts w:hint="default" w:ascii="Times New Roman" w:hAnsi="Times New Roman"/>
+          <w:b w:val="0"/>
+          <w:bCs w:val="0"/>
           <w:sz w:val="28"/>
           <w:szCs w:val="28"/>
           <w:lang w:val="en-US"/>
@@ -547,6 +603,8 @@
         <w:ind w:firstLine="709"/>
         <w:rPr>
           <w:rFonts w:hint="default" w:ascii="Times New Roman" w:hAnsi="Times New Roman"/>
+          <w:b w:val="0"/>
+          <w:bCs w:val="0"/>
           <w:sz w:val="28"/>
           <w:szCs w:val="28"/>
           <w:lang w:val="en-US"/>
@@ -555,6 +613,8 @@
       <w:r>
         <w:rPr>
           <w:rFonts w:hint="default" w:ascii="Times New Roman" w:hAnsi="Times New Roman"/>
+          <w:b w:val="0"/>
+          <w:bCs w:val="0"/>
           <w:sz w:val="28"/>
           <w:szCs w:val="28"/>
           <w:lang w:val="en-US"/>
@@ -568,6 +628,8 @@
         <w:ind w:firstLine="709"/>
         <w:rPr>
           <w:rFonts w:hint="default" w:ascii="Times New Roman" w:hAnsi="Times New Roman"/>
+          <w:b w:val="0"/>
+          <w:bCs w:val="0"/>
           <w:sz w:val="28"/>
           <w:szCs w:val="28"/>
           <w:lang w:val="en-US"/>
@@ -576,6 +638,8 @@
       <w:r>
         <w:rPr>
           <w:rFonts w:hint="default" w:ascii="Times New Roman" w:hAnsi="Times New Roman"/>
+          <w:b w:val="0"/>
+          <w:bCs w:val="0"/>
           <w:sz w:val="28"/>
           <w:szCs w:val="28"/>
           <w:lang w:val="en-US"/>
@@ -589,6 +653,8 @@
         <w:ind w:firstLine="709"/>
         <w:rPr>
           <w:rFonts w:hint="default" w:ascii="Times New Roman" w:hAnsi="Times New Roman"/>
+          <w:b w:val="0"/>
+          <w:bCs w:val="0"/>
           <w:sz w:val="28"/>
           <w:szCs w:val="28"/>
           <w:lang w:val="en-US"/>
@@ -597,6 +663,8 @@
       <w:r>
         <w:rPr>
           <w:rFonts w:hint="default" w:ascii="Times New Roman" w:hAnsi="Times New Roman"/>
+          <w:b w:val="0"/>
+          <w:bCs w:val="0"/>
           <w:sz w:val="28"/>
           <w:szCs w:val="28"/>
           <w:lang w:val="en-US"/>
@@ -610,6 +678,8 @@
         <w:ind w:firstLine="709"/>
         <w:rPr>
           <w:rFonts w:hint="default" w:ascii="Times New Roman" w:hAnsi="Times New Roman"/>
+          <w:b w:val="0"/>
+          <w:bCs w:val="0"/>
           <w:sz w:val="28"/>
           <w:szCs w:val="28"/>
           <w:lang w:val="en-US"/>
@@ -618,6 +688,8 @@
       <w:r>
         <w:rPr>
           <w:rFonts w:hint="default" w:ascii="Times New Roman" w:hAnsi="Times New Roman"/>
+          <w:b w:val="0"/>
+          <w:bCs w:val="0"/>
           <w:sz w:val="28"/>
           <w:szCs w:val="28"/>
           <w:lang w:val="en-US"/>
@@ -631,6 +703,8 @@
         <w:ind w:firstLine="709"/>
         <w:rPr>
           <w:rFonts w:hint="default" w:ascii="Times New Roman" w:hAnsi="Times New Roman"/>
+          <w:b w:val="0"/>
+          <w:bCs w:val="0"/>
           <w:sz w:val="28"/>
           <w:szCs w:val="28"/>
           <w:lang w:val="en-US"/>
@@ -643,6 +717,8 @@
         <w:ind w:firstLine="709"/>
         <w:rPr>
           <w:rFonts w:hint="default" w:ascii="Times New Roman" w:hAnsi="Times New Roman"/>
+          <w:b w:val="0"/>
+          <w:bCs w:val="0"/>
           <w:sz w:val="28"/>
           <w:szCs w:val="28"/>
           <w:lang w:val="en-US"/>
@@ -651,6 +727,8 @@
       <w:r>
         <w:rPr>
           <w:rFonts w:hint="default" w:ascii="Times New Roman" w:hAnsi="Times New Roman"/>
+          <w:b w:val="0"/>
+          <w:bCs w:val="0"/>
           <w:sz w:val="28"/>
           <w:szCs w:val="28"/>
           <w:lang w:val="en-US"/>
@@ -664,6 +742,8 @@
         <w:ind w:firstLine="709"/>
         <w:rPr>
           <w:rFonts w:hint="default" w:ascii="Times New Roman" w:hAnsi="Times New Roman"/>
+          <w:b w:val="0"/>
+          <w:bCs w:val="0"/>
           <w:sz w:val="28"/>
           <w:szCs w:val="28"/>
           <w:lang w:val="en-US"/>
@@ -672,6 +752,8 @@
       <w:r>
         <w:rPr>
           <w:rFonts w:hint="default" w:ascii="Times New Roman" w:hAnsi="Times New Roman"/>
+          <w:b w:val="0"/>
+          <w:bCs w:val="0"/>
           <w:sz w:val="28"/>
           <w:szCs w:val="28"/>
           <w:lang w:val="en-US"/>
@@ -685,6 +767,8 @@
         <w:ind w:firstLine="709"/>
         <w:rPr>
           <w:rFonts w:hint="default" w:ascii="Times New Roman" w:hAnsi="Times New Roman"/>
+          <w:b w:val="0"/>
+          <w:bCs w:val="0"/>
           <w:sz w:val="28"/>
           <w:szCs w:val="28"/>
           <w:lang w:val="en-US"/>
@@ -693,6 +777,8 @@
       <w:r>
         <w:rPr>
           <w:rFonts w:hint="default" w:ascii="Times New Roman" w:hAnsi="Times New Roman"/>
+          <w:b w:val="0"/>
+          <w:bCs w:val="0"/>
           <w:sz w:val="28"/>
           <w:szCs w:val="28"/>
           <w:lang w:val="en-US"/>
@@ -706,6 +792,8 @@
         <w:ind w:firstLine="709"/>
         <w:rPr>
           <w:rFonts w:hint="default" w:ascii="Times New Roman" w:hAnsi="Times New Roman"/>
+          <w:b w:val="0"/>
+          <w:bCs w:val="0"/>
           <w:sz w:val="28"/>
           <w:szCs w:val="28"/>
           <w:lang w:val="en-US"/>
@@ -714,6 +802,8 @@
       <w:r>
         <w:rPr>
           <w:rFonts w:hint="default" w:ascii="Times New Roman" w:hAnsi="Times New Roman"/>
+          <w:b w:val="0"/>
+          <w:bCs w:val="0"/>
           <w:sz w:val="28"/>
           <w:szCs w:val="28"/>
           <w:lang w:val="en-US"/>
@@ -727,6 +817,8 @@
         <w:ind w:firstLine="709"/>
         <w:rPr>
           <w:rFonts w:hint="default" w:ascii="Times New Roman" w:hAnsi="Times New Roman"/>
+          <w:b w:val="0"/>
+          <w:bCs w:val="0"/>
           <w:sz w:val="28"/>
           <w:szCs w:val="28"/>
           <w:lang w:val="en-US"/>
@@ -735,6 +827,8 @@
       <w:r>
         <w:rPr>
           <w:rFonts w:hint="default" w:ascii="Times New Roman" w:hAnsi="Times New Roman"/>
+          <w:b w:val="0"/>
+          <w:bCs w:val="0"/>
           <w:sz w:val="28"/>
           <w:szCs w:val="28"/>
           <w:lang w:val="en-US"/>
@@ -748,6 +842,8 @@
         <w:ind w:firstLine="709"/>
         <w:rPr>
           <w:rFonts w:hint="default" w:ascii="Times New Roman" w:hAnsi="Times New Roman"/>
+          <w:b w:val="0"/>
+          <w:bCs w:val="0"/>
           <w:sz w:val="28"/>
           <w:szCs w:val="28"/>
           <w:lang w:val="en-US"/>
@@ -760,6 +856,8 @@
         <w:ind w:firstLine="709"/>
         <w:rPr>
           <w:rFonts w:hint="default" w:ascii="Times New Roman" w:hAnsi="Times New Roman"/>
+          <w:b w:val="0"/>
+          <w:bCs w:val="0"/>
           <w:sz w:val="28"/>
           <w:szCs w:val="28"/>
           <w:lang w:val="en-US"/>
@@ -768,6 +866,8 @@
       <w:r>
         <w:rPr>
           <w:rFonts w:hint="default" w:ascii="Times New Roman" w:hAnsi="Times New Roman"/>
+          <w:b w:val="0"/>
+          <w:bCs w:val="0"/>
           <w:sz w:val="28"/>
           <w:szCs w:val="28"/>
           <w:lang w:val="en-US"/>
@@ -781,6 +881,8 @@
         <w:ind w:firstLine="709"/>
         <w:rPr>
           <w:rFonts w:hint="default" w:ascii="Times New Roman" w:hAnsi="Times New Roman"/>
+          <w:b w:val="0"/>
+          <w:bCs w:val="0"/>
           <w:sz w:val="28"/>
           <w:szCs w:val="28"/>
           <w:lang w:val="en-US"/>
@@ -789,6 +891,8 @@
       <w:r>
         <w:rPr>
           <w:rFonts w:hint="default" w:ascii="Times New Roman" w:hAnsi="Times New Roman"/>
+          <w:b w:val="0"/>
+          <w:bCs w:val="0"/>
           <w:sz w:val="28"/>
           <w:szCs w:val="28"/>
           <w:lang w:val="en-US"/>
@@ -802,6 +906,8 @@
         <w:ind w:firstLine="709"/>
         <w:rPr>
           <w:rFonts w:hint="default" w:ascii="Times New Roman" w:hAnsi="Times New Roman"/>
+          <w:b w:val="0"/>
+          <w:bCs w:val="0"/>
           <w:sz w:val="28"/>
           <w:szCs w:val="28"/>
           <w:lang w:val="en-US"/>
@@ -810,6 +916,8 @@
       <w:r>
         <w:rPr>
           <w:rFonts w:hint="default" w:ascii="Times New Roman" w:hAnsi="Times New Roman"/>
+          <w:b w:val="0"/>
+          <w:bCs w:val="0"/>
           <w:sz w:val="28"/>
           <w:szCs w:val="28"/>
           <w:lang w:val="en-US"/>
@@ -823,6 +931,8 @@
         <w:ind w:firstLine="709"/>
         <w:rPr>
           <w:rFonts w:hint="default" w:ascii="Times New Roman" w:hAnsi="Times New Roman"/>
+          <w:b w:val="0"/>
+          <w:bCs w:val="0"/>
           <w:sz w:val="28"/>
           <w:szCs w:val="28"/>
           <w:lang w:val="en-US"/>
@@ -831,6 +941,8 @@
       <w:r>
         <w:rPr>
           <w:rFonts w:hint="default" w:ascii="Times New Roman" w:hAnsi="Times New Roman"/>
+          <w:b w:val="0"/>
+          <w:bCs w:val="0"/>
           <w:sz w:val="28"/>
           <w:szCs w:val="28"/>
           <w:lang w:val="en-US"/>
@@ -844,6 +956,8 @@
         <w:ind w:firstLine="709"/>
         <w:rPr>
           <w:rFonts w:hint="default" w:ascii="Times New Roman" w:hAnsi="Times New Roman"/>
+          <w:b w:val="0"/>
+          <w:bCs w:val="0"/>
           <w:sz w:val="28"/>
           <w:szCs w:val="28"/>
           <w:lang w:val="en-US"/>
@@ -852,6 +966,8 @@
       <w:r>
         <w:rPr>
           <w:rFonts w:hint="default" w:ascii="Times New Roman" w:hAnsi="Times New Roman"/>
+          <w:b w:val="0"/>
+          <w:bCs w:val="0"/>
           <w:sz w:val="28"/>
           <w:szCs w:val="28"/>
           <w:lang w:val="en-US"/>
@@ -865,6 +981,8 @@
         <w:ind w:firstLine="709"/>
         <w:rPr>
           <w:rFonts w:hint="default" w:ascii="Times New Roman" w:hAnsi="Times New Roman"/>
+          <w:b w:val="0"/>
+          <w:bCs w:val="0"/>
           <w:sz w:val="28"/>
           <w:szCs w:val="28"/>
           <w:lang w:val="en-US"/>
@@ -873,6 +991,8 @@
       <w:r>
         <w:rPr>
           <w:rFonts w:hint="default" w:ascii="Times New Roman" w:hAnsi="Times New Roman"/>
+          <w:b w:val="0"/>
+          <w:bCs w:val="0"/>
           <w:sz w:val="28"/>
           <w:szCs w:val="28"/>
           <w:lang w:val="en-US"/>
@@ -886,6 +1006,8 @@
         <w:ind w:firstLine="709"/>
         <w:rPr>
           <w:rFonts w:hint="default" w:ascii="Times New Roman" w:hAnsi="Times New Roman"/>
+          <w:b w:val="0"/>
+          <w:bCs w:val="0"/>
           <w:sz w:val="28"/>
           <w:szCs w:val="28"/>
           <w:lang w:val="en-US"/>
@@ -898,6 +1020,8 @@
         <w:ind w:firstLine="709"/>
         <w:rPr>
           <w:rFonts w:hint="default" w:ascii="Times New Roman" w:hAnsi="Times New Roman"/>
+          <w:b w:val="0"/>
+          <w:bCs w:val="0"/>
           <w:sz w:val="28"/>
           <w:szCs w:val="28"/>
           <w:lang w:val="en-US"/>
@@ -910,6 +1034,8 @@
         <w:ind w:firstLine="709"/>
         <w:rPr>
           <w:rFonts w:hint="default" w:ascii="Times New Roman" w:hAnsi="Times New Roman"/>
+          <w:b w:val="0"/>
+          <w:bCs w:val="0"/>
           <w:sz w:val="28"/>
           <w:szCs w:val="28"/>
           <w:lang w:val="en-US"/>
@@ -921,6 +1047,8 @@
         <w:spacing w:after="0" w:line="240" w:lineRule="auto"/>
         <w:rPr>
           <w:rFonts w:hint="default" w:ascii="Times New Roman" w:hAnsi="Times New Roman"/>
+          <w:b w:val="0"/>
+          <w:bCs w:val="0"/>
           <w:sz w:val="28"/>
           <w:szCs w:val="28"/>
           <w:lang w:val="en-US"/>
@@ -933,6 +1061,8 @@
         <w:ind w:firstLine="709"/>
         <w:rPr>
           <w:rFonts w:hint="default" w:ascii="Times New Roman" w:hAnsi="Times New Roman"/>
+          <w:b w:val="0"/>
+          <w:bCs w:val="0"/>
           <w:sz w:val="28"/>
           <w:szCs w:val="28"/>
           <w:lang w:val="en-US"/>
@@ -941,6 +1071,8 @@
       <w:r>
         <w:rPr>
           <w:rFonts w:hint="default" w:ascii="Times New Roman" w:hAnsi="Times New Roman"/>
+          <w:b w:val="0"/>
+          <w:bCs w:val="0"/>
           <w:sz w:val="28"/>
           <w:szCs w:val="28"/>
           <w:lang w:val="en-US"/>
@@ -954,6 +1086,8 @@
         <w:ind w:firstLine="709"/>
         <w:rPr>
           <w:rFonts w:hint="default" w:ascii="Times New Roman" w:hAnsi="Times New Roman"/>
+          <w:b w:val="0"/>
+          <w:bCs w:val="0"/>
           <w:sz w:val="28"/>
           <w:szCs w:val="28"/>
           <w:lang w:val="en-US"/>
@@ -962,6 +1096,8 @@
       <w:r>
         <w:rPr>
           <w:rFonts w:hint="default" w:ascii="Times New Roman" w:hAnsi="Times New Roman"/>
+          <w:b w:val="0"/>
+          <w:bCs w:val="0"/>
           <w:sz w:val="28"/>
           <w:szCs w:val="28"/>
           <w:lang w:val="en-US"/>
@@ -975,6 +1111,8 @@
         <w:ind w:firstLine="709"/>
         <w:rPr>
           <w:rFonts w:hint="default" w:ascii="Times New Roman" w:hAnsi="Times New Roman"/>
+          <w:b w:val="0"/>
+          <w:bCs w:val="0"/>
           <w:sz w:val="28"/>
           <w:szCs w:val="28"/>
           <w:lang w:val="en-US"/>
@@ -987,6 +1125,8 @@
         <w:ind w:firstLine="709"/>
         <w:rPr>
           <w:rFonts w:hint="default" w:ascii="Times New Roman" w:hAnsi="Times New Roman"/>
+          <w:b w:val="0"/>
+          <w:bCs w:val="0"/>
           <w:sz w:val="28"/>
           <w:szCs w:val="28"/>
           <w:lang w:val="en-US"/>
@@ -995,6 +1135,8 @@
       <w:r>
         <w:rPr>
           <w:rFonts w:hint="default" w:ascii="Times New Roman" w:hAnsi="Times New Roman"/>
+          <w:b w:val="0"/>
+          <w:bCs w:val="0"/>
           <w:sz w:val="28"/>
           <w:szCs w:val="28"/>
           <w:lang w:val="en-US"/>
@@ -1008,6 +1150,8 @@
         <w:ind w:firstLine="709"/>
         <w:rPr>
           <w:rFonts w:hint="default" w:ascii="Times New Roman" w:hAnsi="Times New Roman"/>
+          <w:b w:val="0"/>
+          <w:bCs w:val="0"/>
           <w:sz w:val="28"/>
           <w:szCs w:val="28"/>
           <w:lang w:val="en-US"/>
@@ -1020,6 +1164,8 @@
         <w:ind w:firstLine="709"/>
         <w:rPr>
           <w:rFonts w:hint="default" w:ascii="Times New Roman" w:hAnsi="Times New Roman"/>
+          <w:b w:val="0"/>
+          <w:bCs w:val="0"/>
           <w:sz w:val="28"/>
           <w:szCs w:val="28"/>
           <w:lang w:val="en-US"/>
@@ -1028,6 +1174,8 @@
       <w:r>
         <w:rPr>
           <w:rFonts w:hint="default" w:ascii="Times New Roman" w:hAnsi="Times New Roman"/>
+          <w:b w:val="0"/>
+          <w:bCs w:val="0"/>
           <w:sz w:val="28"/>
           <w:szCs w:val="28"/>
           <w:lang w:val="en-US"/>
@@ -1041,6 +1189,8 @@
         <w:ind w:firstLine="709"/>
         <w:rPr>
           <w:rFonts w:hint="default" w:ascii="Times New Roman" w:hAnsi="Times New Roman"/>
+          <w:b w:val="0"/>
+          <w:bCs w:val="0"/>
           <w:sz w:val="28"/>
           <w:szCs w:val="28"/>
           <w:lang w:val="en-US"/>
@@ -1049,6 +1199,8 @@
       <w:r>
         <w:rPr>
           <w:rFonts w:hint="default" w:ascii="Times New Roman" w:hAnsi="Times New Roman"/>
+          <w:b w:val="0"/>
+          <w:bCs w:val="0"/>
           <w:sz w:val="28"/>
           <w:szCs w:val="28"/>
           <w:lang w:val="en-US"/>
@@ -1062,6 +1214,8 @@
         <w:ind w:firstLine="709"/>
         <w:rPr>
           <w:rFonts w:hint="default" w:ascii="Times New Roman" w:hAnsi="Times New Roman"/>
+          <w:b w:val="0"/>
+          <w:bCs w:val="0"/>
           <w:sz w:val="28"/>
           <w:szCs w:val="28"/>
           <w:lang w:val="en-US"/>
@@ -1074,6 +1228,8 @@
         <w:ind w:firstLine="709"/>
         <w:rPr>
           <w:rFonts w:hint="default" w:ascii="Times New Roman" w:hAnsi="Times New Roman"/>
+          <w:b w:val="0"/>
+          <w:bCs w:val="0"/>
           <w:sz w:val="28"/>
           <w:szCs w:val="28"/>
           <w:lang w:val="en-US"/>
@@ -1082,6 +1238,8 @@
       <w:r>
         <w:rPr>
           <w:rFonts w:hint="default" w:ascii="Times New Roman" w:hAnsi="Times New Roman"/>
+          <w:b w:val="0"/>
+          <w:bCs w:val="0"/>
           <w:sz w:val="28"/>
           <w:szCs w:val="28"/>
           <w:lang w:val="en-US"/>
@@ -1095,6 +1253,8 @@
         <w:ind w:firstLine="709"/>
         <w:rPr>
           <w:rFonts w:hint="default" w:ascii="Times New Roman" w:hAnsi="Times New Roman"/>
+          <w:b w:val="0"/>
+          <w:bCs w:val="0"/>
           <w:sz w:val="28"/>
           <w:szCs w:val="28"/>
           <w:lang w:val="en-US"/>
@@ -1107,6 +1267,8 @@
         <w:ind w:firstLine="709"/>
         <w:rPr>
           <w:rFonts w:hint="default" w:ascii="Times New Roman" w:hAnsi="Times New Roman"/>
+          <w:b w:val="0"/>
+          <w:bCs w:val="0"/>
           <w:sz w:val="28"/>
           <w:szCs w:val="28"/>
           <w:lang w:val="en-US"/>
@@ -1115,6 +1277,8 @@
       <w:r>
         <w:rPr>
           <w:rFonts w:hint="default" w:ascii="Times New Roman" w:hAnsi="Times New Roman"/>
+          <w:b w:val="0"/>
+          <w:bCs w:val="0"/>
           <w:sz w:val="28"/>
           <w:szCs w:val="28"/>
           <w:lang w:val="en-US"/>
@@ -1128,6 +1292,8 @@
         <w:ind w:firstLine="709"/>
         <w:rPr>
           <w:rFonts w:hint="default" w:ascii="Times New Roman" w:hAnsi="Times New Roman"/>
+          <w:b w:val="0"/>
+          <w:bCs w:val="0"/>
           <w:sz w:val="28"/>
           <w:szCs w:val="28"/>
           <w:lang w:val="en-US"/>
@@ -1136,6 +1302,8 @@
       <w:r>
         <w:rPr>
           <w:rFonts w:hint="default" w:ascii="Times New Roman" w:hAnsi="Times New Roman"/>
+          <w:b w:val="0"/>
+          <w:bCs w:val="0"/>
           <w:sz w:val="28"/>
           <w:szCs w:val="28"/>
           <w:lang w:val="en-US"/>
@@ -1149,6 +1317,8 @@
         <w:ind w:firstLine="709"/>
         <w:rPr>
           <w:rFonts w:hint="default" w:ascii="Times New Roman" w:hAnsi="Times New Roman"/>
+          <w:b w:val="0"/>
+          <w:bCs w:val="0"/>
           <w:sz w:val="28"/>
           <w:szCs w:val="28"/>
           <w:lang w:val="en-US"/>
@@ -1157,6 +1327,8 @@
       <w:r>
         <w:rPr>
           <w:rFonts w:hint="default" w:ascii="Times New Roman" w:hAnsi="Times New Roman"/>
+          <w:b w:val="0"/>
+          <w:bCs w:val="0"/>
           <w:sz w:val="28"/>
           <w:szCs w:val="28"/>
           <w:lang w:val="en-US"/>
@@ -1170,6 +1342,8 @@
         <w:ind w:firstLine="709"/>
         <w:rPr>
           <w:rFonts w:hint="default" w:ascii="Times New Roman" w:hAnsi="Times New Roman"/>
+          <w:b w:val="0"/>
+          <w:bCs w:val="0"/>
           <w:sz w:val="28"/>
           <w:szCs w:val="28"/>
           <w:lang w:val="en-US"/>
@@ -1178,6 +1352,8 @@
       <w:r>
         <w:rPr>
           <w:rFonts w:hint="default" w:ascii="Times New Roman" w:hAnsi="Times New Roman"/>
+          <w:b w:val="0"/>
+          <w:bCs w:val="0"/>
           <w:sz w:val="28"/>
           <w:szCs w:val="28"/>
           <w:lang w:val="en-US"/>
@@ -1191,6 +1367,8 @@
         <w:ind w:firstLine="709"/>
         <w:rPr>
           <w:rFonts w:hint="default" w:ascii="Times New Roman" w:hAnsi="Times New Roman"/>
+          <w:b w:val="0"/>
+          <w:bCs w:val="0"/>
           <w:sz w:val="28"/>
           <w:szCs w:val="28"/>
           <w:lang w:val="en-US"/>
@@ -1199,6 +1377,8 @@
       <w:r>
         <w:rPr>
           <w:rFonts w:hint="default" w:ascii="Times New Roman" w:hAnsi="Times New Roman"/>
+          <w:b w:val="0"/>
+          <w:bCs w:val="0"/>
           <w:sz w:val="28"/>
           <w:szCs w:val="28"/>
           <w:lang w:val="en-US"/>
@@ -1212,6 +1392,8 @@
         <w:ind w:firstLine="709"/>
         <w:rPr>
           <w:rFonts w:hint="default" w:ascii="Times New Roman" w:hAnsi="Times New Roman"/>
+          <w:b w:val="0"/>
+          <w:bCs w:val="0"/>
           <w:sz w:val="28"/>
           <w:szCs w:val="28"/>
           <w:lang w:val="en-US"/>
@@ -1220,6 +1402,8 @@
       <w:r>
         <w:rPr>
           <w:rFonts w:hint="default" w:ascii="Times New Roman" w:hAnsi="Times New Roman"/>
+          <w:b w:val="0"/>
+          <w:bCs w:val="0"/>
           <w:sz w:val="28"/>
           <w:szCs w:val="28"/>
           <w:lang w:val="en-US"/>
@@ -1233,6 +1417,8 @@
         <w:ind w:firstLine="709"/>
         <w:rPr>
           <w:rFonts w:hint="default" w:ascii="Times New Roman" w:hAnsi="Times New Roman"/>
+          <w:b w:val="0"/>
+          <w:bCs w:val="0"/>
           <w:sz w:val="28"/>
           <w:szCs w:val="28"/>
           <w:lang w:val="en-US"/>
@@ -1241,6 +1427,8 @@
       <w:r>
         <w:rPr>
           <w:rFonts w:hint="default" w:ascii="Times New Roman" w:hAnsi="Times New Roman"/>
+          <w:b w:val="0"/>
+          <w:bCs w:val="0"/>
           <w:sz w:val="28"/>
           <w:szCs w:val="28"/>
           <w:lang w:val="en-US"/>
@@ -1254,6 +1442,8 @@
         <w:ind w:firstLine="709"/>
         <w:rPr>
           <w:rFonts w:hint="default" w:ascii="Times New Roman" w:hAnsi="Times New Roman"/>
+          <w:b w:val="0"/>
+          <w:bCs w:val="0"/>
           <w:sz w:val="28"/>
           <w:szCs w:val="28"/>
           <w:lang w:val="en-US"/>
@@ -1262,6 +1452,8 @@
       <w:r>
         <w:rPr>
           <w:rFonts w:hint="default" w:ascii="Times New Roman" w:hAnsi="Times New Roman"/>
+          <w:b w:val="0"/>
+          <w:bCs w:val="0"/>
           <w:sz w:val="28"/>
           <w:szCs w:val="28"/>
           <w:lang w:val="en-US"/>
@@ -1275,6 +1467,8 @@
         <w:ind w:firstLine="709"/>
         <w:rPr>
           <w:rFonts w:hint="default" w:ascii="Times New Roman" w:hAnsi="Times New Roman"/>
+          <w:b w:val="0"/>
+          <w:bCs w:val="0"/>
           <w:sz w:val="28"/>
           <w:szCs w:val="28"/>
           <w:lang w:val="en-US"/>
@@ -1287,6 +1481,8 @@
         <w:ind w:firstLine="709"/>
         <w:rPr>
           <w:rFonts w:hint="default" w:ascii="Times New Roman" w:hAnsi="Times New Roman"/>
+          <w:b w:val="0"/>
+          <w:bCs w:val="0"/>
           <w:sz w:val="28"/>
           <w:szCs w:val="28"/>
           <w:lang w:val="en-US"/>
@@ -1295,6 +1491,8 @@
       <w:r>
         <w:rPr>
           <w:rFonts w:hint="default" w:ascii="Times New Roman" w:hAnsi="Times New Roman"/>
+          <w:b w:val="0"/>
+          <w:bCs w:val="0"/>
           <w:sz w:val="28"/>
           <w:szCs w:val="28"/>
           <w:lang w:val="en-US"/>
@@ -1308,6 +1506,8 @@
         <w:ind w:firstLine="709"/>
         <w:rPr>
           <w:rFonts w:hint="default" w:ascii="Times New Roman" w:hAnsi="Times New Roman"/>
+          <w:b w:val="0"/>
+          <w:bCs w:val="0"/>
           <w:sz w:val="28"/>
           <w:szCs w:val="28"/>
           <w:lang w:val="en-US"/>
@@ -1316,6 +1516,8 @@
       <w:r>
         <w:rPr>
           <w:rFonts w:hint="default" w:ascii="Times New Roman" w:hAnsi="Times New Roman"/>
+          <w:b w:val="0"/>
+          <w:bCs w:val="0"/>
           <w:sz w:val="28"/>
           <w:szCs w:val="28"/>
           <w:lang w:val="en-US"/>
@@ -1329,6 +1531,8 @@
         <w:ind w:firstLine="709"/>
         <w:rPr>
           <w:rFonts w:ascii="Times New Roman" w:hAnsi="Times New Roman"/>
+          <w:b w:val="0"/>
+          <w:bCs w:val="0"/>
           <w:sz w:val="28"/>
           <w:szCs w:val="28"/>
           <w:lang w:val="en-US"/>
@@ -1337,12 +1541,16 @@
       <w:r>
         <w:rPr>
           <w:rFonts w:hint="default" w:ascii="Times New Roman" w:hAnsi="Times New Roman"/>
+          <w:b w:val="0"/>
+          <w:bCs w:val="0"/>
           <w:sz w:val="28"/>
           <w:szCs w:val="28"/>
           <w:lang w:val="en-US"/>
         </w:rPr>
         <w:t>}</w:t>
       </w:r>
+      <w:bookmarkStart w:id="0" w:name="_GoBack"/>
+      <w:bookmarkEnd w:id="0"/>
     </w:p>
     <w:p>
       <w:pPr>
@@ -1350,6 +1558,8 @@
         <w:ind w:firstLine="709"/>
         <w:rPr>
           <w:rFonts w:ascii="Times New Roman" w:hAnsi="Times New Roman"/>
+          <w:b w:val="0"/>
+          <w:bCs w:val="0"/>
           <w:sz w:val="28"/>
           <w:szCs w:val="28"/>
         </w:rPr>
@@ -1357,6 +1567,8 @@
       <w:r>
         <w:rPr>
           <w:rFonts w:ascii="Times New Roman" w:hAnsi="Times New Roman"/>
+          <w:b w:val="0"/>
+          <w:bCs w:val="0"/>
           <w:sz w:val="28"/>
           <w:szCs w:val="28"/>
         </w:rPr>
@@ -1621,8 +1833,6 @@
           </wp:inline>
         </w:drawing>
       </w:r>
-      <w:bookmarkStart w:id="0" w:name="_GoBack"/>
-      <w:bookmarkEnd w:id="0"/>
     </w:p>
     <w:p>
       <w:pPr>
@@ -3730,6 +3940,7 @@
                             <w:adjustRightInd/>
                             <w:snapToGrid/>
                             <w:spacing w:after="0" w:line="240" w:lineRule="auto"/>
+                            <w:jc w:val="center"/>
                             <w:textAlignment w:val="auto"/>
                             <w:rPr>
                               <w:rFonts w:hint="default" w:ascii="Times New Roman" w:hAnsi="Times New Roman"/>
@@ -3784,7 +3995,14 @@
                             <w:t xml:space="preserve"> СПЕЦИАЛЬНЫЕ ТИПЫ КЛАССОВ</w:t>
                           </w:r>
                         </w:p>
-                        <w:p/>
+                        <w:p>
+                          <w:pPr>
+                            <w:rPr>
+                              <w:sz w:val="28"/>
+                              <w:szCs w:val="28"/>
+                            </w:rPr>
+                          </w:pPr>
+                        </w:p>
                       </w:txbxContent>
                     </wps:txbx>
                     <wps:bodyPr rot="0" vert="horz" wrap="square" lIns="0" tIns="0" rIns="0" bIns="0" anchor="t" anchorCtr="0" upright="1">
@@ -3819,6 +4037,7 @@
                       <w:adjustRightInd/>
                       <w:snapToGrid/>
                       <w:spacing w:after="0" w:line="240" w:lineRule="auto"/>
+                      <w:jc w:val="center"/>
                       <w:textAlignment w:val="auto"/>
                       <w:rPr>
                         <w:rFonts w:hint="default" w:ascii="Times New Roman" w:hAnsi="Times New Roman"/>
@@ -3873,7 +4092,14 @@
                       <w:t xml:space="preserve"> СПЕЦИАЛЬНЫЕ ТИПЫ КЛАССОВ</w:t>
                     </w:r>
                   </w:p>
-                  <w:p/>
+                  <w:p>
+                    <w:pPr>
+                      <w:rPr>
+                        <w:sz w:val="28"/>
+                        <w:szCs w:val="28"/>
+                      </w:rPr>
+                    </w:pPr>
+                  </w:p>
                 </w:txbxContent>
               </v:textbox>
             </v:shape>

--- a/Word/Дубровский_03_.docx
+++ b/Word/Дубровский_03_.docx
@@ -199,7 +199,7 @@
                     </pic:cNvPicPr>
                   </pic:nvPicPr>
                   <pic:blipFill>
-                    <a:blip r:embed="rId10"/>
+                    <a:blip r:embed="rId11"/>
                     <a:stretch>
                       <a:fillRect/>
                     </a:stretch>
@@ -1549,8 +1549,6 @@
         </w:rPr>
         <w:t>}</w:t>
       </w:r>
-      <w:bookmarkStart w:id="0" w:name="_GoBack"/>
-      <w:bookmarkEnd w:id="0"/>
     </w:p>
     <w:p>
       <w:pPr>
@@ -1642,6 +1640,12 @@
             <w:insideH w:val="single" w:color="auto" w:sz="4" w:space="0"/>
             <w:insideV w:val="single" w:color="auto" w:sz="4" w:space="0"/>
           </w:tblBorders>
+          <w:tblCellMar>
+            <w:top w:w="0" w:type="dxa"/>
+            <w:left w:w="108" w:type="dxa"/>
+            <w:bottom w:w="0" w:type="dxa"/>
+            <w:right w:w="108" w:type="dxa"/>
+          </w:tblCellMar>
         </w:tblPrEx>
         <w:tc>
           <w:tcPr>
@@ -1809,7 +1813,7 @@
                     </pic:cNvPicPr>
                   </pic:nvPicPr>
                   <pic:blipFill>
-                    <a:blip r:embed="rId11"/>
+                    <a:blip r:embed="rId12"/>
                     <a:stretch>
                       <a:fillRect/>
                     </a:stretch>
@@ -1854,10 +1858,11 @@
       </w:r>
     </w:p>
     <w:sectPr>
-      <w:headerReference r:id="rId5" w:type="first"/>
-      <w:footerReference r:id="rId8" w:type="first"/>
-      <w:footerReference r:id="rId6" w:type="default"/>
-      <w:footerReference r:id="rId7" w:type="even"/>
+      <w:headerReference r:id="rId6" w:type="first"/>
+      <w:footerReference r:id="rId9" w:type="first"/>
+      <w:headerReference r:id="rId5" w:type="default"/>
+      <w:footerReference r:id="rId7" w:type="default"/>
+      <w:footerReference r:id="rId8" w:type="even"/>
       <w:pgSz w:w="11906" w:h="16838"/>
       <w:pgMar w:top="851" w:right="567" w:bottom="1560" w:left="1418" w:header="454" w:footer="397" w:gutter="0"/>
       <w:pgNumType w:start="39"/>
@@ -2799,6 +2804,8 @@
         </mc:Fallback>
       </mc:AlternateContent>
     </w:r>
+    <w:bookmarkStart w:id="0" w:name="_GoBack"/>
+    <w:bookmarkEnd w:id="0"/>
     <w:r>
       <mc:AlternateContent>
         <mc:Choice Requires="wps">
@@ -2841,7 +2848,7 @@
                           <w:pPr>
                             <w:jc w:val="center"/>
                             <w:rPr>
-                              <w:rFonts w:hint="default"/>
+                              <w:rFonts w:hint="default" w:ascii="Times New Roman" w:hAnsi="Times New Roman" w:cs="Times New Roman"/>
                               <w:sz w:val="28"/>
                               <w:szCs w:val="28"/>
                               <w:lang w:val="ru-RU"/>
@@ -2849,6 +2856,7 @@
                           </w:pPr>
                           <w:r>
                             <w:rPr>
+                              <w:rFonts w:hint="default" w:ascii="Times New Roman" w:hAnsi="Times New Roman" w:cs="Times New Roman"/>
                               <w:sz w:val="28"/>
                               <w:szCs w:val="28"/>
                             </w:rPr>
@@ -2856,6 +2864,7 @@
                           </w:r>
                           <w:r>
                             <w:rPr>
+                              <w:rFonts w:hint="default" w:ascii="Times New Roman" w:hAnsi="Times New Roman" w:cs="Times New Roman"/>
                               <w:sz w:val="28"/>
                               <w:szCs w:val="28"/>
                               <w:lang w:val="ru-RU"/>
@@ -2864,6 +2873,7 @@
                           </w:r>
                           <w:r>
                             <w:rPr>
+                              <w:rFonts w:hint="default" w:ascii="Times New Roman" w:hAnsi="Times New Roman" w:cs="Times New Roman"/>
                               <w:bCs/>
                               <w:sz w:val="28"/>
                               <w:szCs w:val="28"/>
@@ -2872,7 +2882,7 @@
                           </w:r>
                           <w:r>
                             <w:rPr>
-                              <w:rFonts w:hint="default"/>
+                              <w:rFonts w:hint="default" w:ascii="Times New Roman" w:hAnsi="Times New Roman" w:cs="Times New Roman"/>
                               <w:bCs/>
                               <w:sz w:val="28"/>
                               <w:szCs w:val="28"/>
@@ -2882,6 +2892,7 @@
                           </w:r>
                           <w:r>
                             <w:rPr>
+                              <w:rFonts w:hint="default" w:ascii="Times New Roman" w:hAnsi="Times New Roman" w:cs="Times New Roman"/>
                               <w:sz w:val="28"/>
                               <w:szCs w:val="28"/>
                             </w:rPr>
@@ -2889,7 +2900,7 @@
                           </w:r>
                           <w:r>
                             <w:rPr>
-                              <w:rFonts w:hint="default"/>
+                              <w:rFonts w:hint="default" w:ascii="Times New Roman" w:hAnsi="Times New Roman" w:cs="Times New Roman"/>
                               <w:sz w:val="28"/>
                               <w:szCs w:val="28"/>
                               <w:lang w:val="ru-RU"/>
@@ -2900,7 +2911,9 @@
                         <w:p>
                           <w:pPr>
                             <w:rPr>
-                              <w:szCs w:val="48"/>
+                              <w:rFonts w:hint="default" w:ascii="Times New Roman" w:hAnsi="Times New Roman" w:cs="Times New Roman"/>
+                              <w:sz w:val="28"/>
+                              <w:szCs w:val="28"/>
                             </w:rPr>
                           </w:pPr>
                         </w:p>
@@ -2928,7 +2941,7 @@
                     <w:pPr>
                       <w:jc w:val="center"/>
                       <w:rPr>
-                        <w:rFonts w:hint="default"/>
+                        <w:rFonts w:hint="default" w:ascii="Times New Roman" w:hAnsi="Times New Roman" w:cs="Times New Roman"/>
                         <w:sz w:val="28"/>
                         <w:szCs w:val="28"/>
                         <w:lang w:val="ru-RU"/>
@@ -2936,6 +2949,7 @@
                     </w:pPr>
                     <w:r>
                       <w:rPr>
+                        <w:rFonts w:hint="default" w:ascii="Times New Roman" w:hAnsi="Times New Roman" w:cs="Times New Roman"/>
                         <w:sz w:val="28"/>
                         <w:szCs w:val="28"/>
                       </w:rPr>
@@ -2943,6 +2957,7 @@
                     </w:r>
                     <w:r>
                       <w:rPr>
+                        <w:rFonts w:hint="default" w:ascii="Times New Roman" w:hAnsi="Times New Roman" w:cs="Times New Roman"/>
                         <w:sz w:val="28"/>
                         <w:szCs w:val="28"/>
                         <w:lang w:val="ru-RU"/>
@@ -2951,6 +2966,7 @@
                     </w:r>
                     <w:r>
                       <w:rPr>
+                        <w:rFonts w:hint="default" w:ascii="Times New Roman" w:hAnsi="Times New Roman" w:cs="Times New Roman"/>
                         <w:bCs/>
                         <w:sz w:val="28"/>
                         <w:szCs w:val="28"/>
@@ -2959,7 +2975,7 @@
                     </w:r>
                     <w:r>
                       <w:rPr>
-                        <w:rFonts w:hint="default"/>
+                        <w:rFonts w:hint="default" w:ascii="Times New Roman" w:hAnsi="Times New Roman" w:cs="Times New Roman"/>
                         <w:bCs/>
                         <w:sz w:val="28"/>
                         <w:szCs w:val="28"/>
@@ -2969,6 +2985,7 @@
                     </w:r>
                     <w:r>
                       <w:rPr>
+                        <w:rFonts w:hint="default" w:ascii="Times New Roman" w:hAnsi="Times New Roman" w:cs="Times New Roman"/>
                         <w:sz w:val="28"/>
                         <w:szCs w:val="28"/>
                       </w:rPr>
@@ -2976,7 +2993,7 @@
                     </w:r>
                     <w:r>
                       <w:rPr>
-                        <w:rFonts w:hint="default"/>
+                        <w:rFonts w:hint="default" w:ascii="Times New Roman" w:hAnsi="Times New Roman" w:cs="Times New Roman"/>
                         <w:sz w:val="28"/>
                         <w:szCs w:val="28"/>
                         <w:lang w:val="ru-RU"/>
@@ -2987,7 +3004,9 @@
                   <w:p>
                     <w:pPr>
                       <w:rPr>
-                        <w:szCs w:val="48"/>
+                        <w:rFonts w:hint="default" w:ascii="Times New Roman" w:hAnsi="Times New Roman" w:cs="Times New Roman"/>
+                        <w:sz w:val="28"/>
+                        <w:szCs w:val="28"/>
                       </w:rPr>
                     </w:pPr>
                   </w:p>
@@ -5755,7 +5774,7 @@
                           <w:pPr>
                             <w:jc w:val="center"/>
                             <w:rPr>
-                              <w:rFonts w:hint="default"/>
+                              <w:rFonts w:hint="default" w:ascii="Times New Roman" w:hAnsi="Times New Roman" w:cs="Times New Roman"/>
                               <w:sz w:val="28"/>
                               <w:szCs w:val="28"/>
                               <w:lang w:val="ru-RU"/>
@@ -5763,6 +5782,7 @@
                           </w:pPr>
                           <w:r>
                             <w:rPr>
+                              <w:rFonts w:hint="default" w:ascii="Times New Roman" w:hAnsi="Times New Roman" w:cs="Times New Roman"/>
                               <w:sz w:val="28"/>
                               <w:szCs w:val="28"/>
                             </w:rPr>
@@ -5770,6 +5790,7 @@
                           </w:r>
                           <w:r>
                             <w:rPr>
+                              <w:rFonts w:hint="default" w:ascii="Times New Roman" w:hAnsi="Times New Roman" w:cs="Times New Roman"/>
                               <w:sz w:val="28"/>
                               <w:szCs w:val="28"/>
                               <w:lang w:val="ru-RU"/>
@@ -5778,6 +5799,7 @@
                           </w:r>
                           <w:r>
                             <w:rPr>
+                              <w:rFonts w:hint="default" w:ascii="Times New Roman" w:hAnsi="Times New Roman" w:cs="Times New Roman"/>
                               <w:bCs/>
                               <w:sz w:val="28"/>
                               <w:szCs w:val="28"/>
@@ -5786,7 +5808,7 @@
                           </w:r>
                           <w:r>
                             <w:rPr>
-                              <w:rFonts w:hint="default"/>
+                              <w:rFonts w:hint="default" w:ascii="Times New Roman" w:hAnsi="Times New Roman" w:cs="Times New Roman"/>
                               <w:bCs/>
                               <w:sz w:val="28"/>
                               <w:szCs w:val="28"/>
@@ -5796,6 +5818,7 @@
                           </w:r>
                           <w:r>
                             <w:rPr>
+                              <w:rFonts w:hint="default" w:ascii="Times New Roman" w:hAnsi="Times New Roman" w:cs="Times New Roman"/>
                               <w:sz w:val="28"/>
                               <w:szCs w:val="28"/>
                             </w:rPr>
@@ -5803,7 +5826,7 @@
                           </w:r>
                           <w:r>
                             <w:rPr>
-                              <w:rFonts w:hint="default"/>
+                              <w:rFonts w:hint="default" w:ascii="Times New Roman" w:hAnsi="Times New Roman" w:cs="Times New Roman"/>
                               <w:sz w:val="28"/>
                               <w:szCs w:val="28"/>
                               <w:lang w:val="ru-RU"/>
@@ -5814,9 +5837,9 @@
                         <w:p>
                           <w:pPr>
                             <w:rPr>
-                              <w:rFonts w:ascii="Times New Roman" w:hAnsi="Times New Roman"/>
-                              <w:sz w:val="32"/>
-                              <w:szCs w:val="32"/>
+                              <w:rFonts w:hint="default" w:ascii="Times New Roman" w:hAnsi="Times New Roman" w:cs="Times New Roman"/>
+                              <w:sz w:val="28"/>
+                              <w:szCs w:val="28"/>
                             </w:rPr>
                           </w:pPr>
                         </w:p>
@@ -5824,6 +5847,7 @@
                           <w:pPr>
                             <w:jc w:val="center"/>
                             <w:rPr>
+                              <w:rFonts w:hint="default" w:ascii="Times New Roman" w:hAnsi="Times New Roman" w:cs="Times New Roman"/>
                               <w:i/>
                               <w:sz w:val="28"/>
                               <w:szCs w:val="28"/>
@@ -5854,7 +5878,7 @@
                     <w:pPr>
                       <w:jc w:val="center"/>
                       <w:rPr>
-                        <w:rFonts w:hint="default"/>
+                        <w:rFonts w:hint="default" w:ascii="Times New Roman" w:hAnsi="Times New Roman" w:cs="Times New Roman"/>
                         <w:sz w:val="28"/>
                         <w:szCs w:val="28"/>
                         <w:lang w:val="ru-RU"/>
@@ -5862,6 +5886,7 @@
                     </w:pPr>
                     <w:r>
                       <w:rPr>
+                        <w:rFonts w:hint="default" w:ascii="Times New Roman" w:hAnsi="Times New Roman" w:cs="Times New Roman"/>
                         <w:sz w:val="28"/>
                         <w:szCs w:val="28"/>
                       </w:rPr>
@@ -5869,6 +5894,7 @@
                     </w:r>
                     <w:r>
                       <w:rPr>
+                        <w:rFonts w:hint="default" w:ascii="Times New Roman" w:hAnsi="Times New Roman" w:cs="Times New Roman"/>
                         <w:sz w:val="28"/>
                         <w:szCs w:val="28"/>
                         <w:lang w:val="ru-RU"/>
@@ -5877,6 +5903,7 @@
                     </w:r>
                     <w:r>
                       <w:rPr>
+                        <w:rFonts w:hint="default" w:ascii="Times New Roman" w:hAnsi="Times New Roman" w:cs="Times New Roman"/>
                         <w:bCs/>
                         <w:sz w:val="28"/>
                         <w:szCs w:val="28"/>
@@ -5885,7 +5912,7 @@
                     </w:r>
                     <w:r>
                       <w:rPr>
-                        <w:rFonts w:hint="default"/>
+                        <w:rFonts w:hint="default" w:ascii="Times New Roman" w:hAnsi="Times New Roman" w:cs="Times New Roman"/>
                         <w:bCs/>
                         <w:sz w:val="28"/>
                         <w:szCs w:val="28"/>
@@ -5895,6 +5922,7 @@
                     </w:r>
                     <w:r>
                       <w:rPr>
+                        <w:rFonts w:hint="default" w:ascii="Times New Roman" w:hAnsi="Times New Roman" w:cs="Times New Roman"/>
                         <w:sz w:val="28"/>
                         <w:szCs w:val="28"/>
                       </w:rPr>
@@ -5902,7 +5930,7 @@
                     </w:r>
                     <w:r>
                       <w:rPr>
-                        <w:rFonts w:hint="default"/>
+                        <w:rFonts w:hint="default" w:ascii="Times New Roman" w:hAnsi="Times New Roman" w:cs="Times New Roman"/>
                         <w:sz w:val="28"/>
                         <w:szCs w:val="28"/>
                         <w:lang w:val="ru-RU"/>
@@ -5913,9 +5941,9 @@
                   <w:p>
                     <w:pPr>
                       <w:rPr>
-                        <w:rFonts w:ascii="Times New Roman" w:hAnsi="Times New Roman"/>
-                        <w:sz w:val="32"/>
-                        <w:szCs w:val="32"/>
+                        <w:rFonts w:hint="default" w:ascii="Times New Roman" w:hAnsi="Times New Roman" w:cs="Times New Roman"/>
+                        <w:sz w:val="28"/>
+                        <w:szCs w:val="28"/>
                       </w:rPr>
                     </w:pPr>
                   </w:p>
@@ -5923,6 +5951,7 @@
                     <w:pPr>
                       <w:jc w:val="center"/>
                       <w:rPr>
+                        <w:rFonts w:hint="default" w:ascii="Times New Roman" w:hAnsi="Times New Roman" w:cs="Times New Roman"/>
                         <w:i/>
                         <w:sz w:val="28"/>
                         <w:szCs w:val="28"/>
@@ -7726,6 +7755,16 @@
     <w:pPr>
       <w:pStyle w:val="17"/>
     </w:pPr>
+  </w:p>
+</w:hdr>
+</file>
+
+<file path=word/header2.xml><?xml version="1.0" encoding="utf-8"?>
+<w:hdr xmlns:wpc="http://schemas.microsoft.com/office/word/2010/wordprocessingCanvas" xmlns:mc="http://schemas.openxmlformats.org/markup-compatibility/2006" xmlns:o="urn:schemas-microsoft-com:office:office" xmlns:r="http://schemas.openxmlformats.org/officeDocument/2006/relationships" xmlns:m="http://schemas.openxmlformats.org/officeDocument/2006/math" xmlns:v="urn:schemas-microsoft-com:vml" xmlns:wp14="http://schemas.microsoft.com/office/word/2010/wordprocessingDrawing" xmlns:wp="http://schemas.openxmlformats.org/drawingml/2006/wordprocessingDrawing" xmlns:w10="urn:schemas-microsoft-com:office:word" xmlns:w="http://schemas.openxmlformats.org/wordprocessingml/2006/main" xmlns:w14="http://schemas.microsoft.com/office/word/2010/wordml" xmlns:w15="http://schemas.microsoft.com/office/word/2012/wordml" xmlns:wpg="http://schemas.microsoft.com/office/word/2010/wordprocessingGroup" xmlns:wpi="http://schemas.microsoft.com/office/word/2010/wordprocessingInk" xmlns:wne="http://schemas.microsoft.com/office/word/2006/wordml" xmlns:wps="http://schemas.microsoft.com/office/word/2010/wordprocessingShape" xmlns:wpsCustomData="http://www.wps.cn/officeDocument/2013/wpsCustomData" mc:Ignorable="w14 w15 wp14">
+  <w:p>
+    <w:pPr>
+      <w:pStyle w:val="17"/>
+    </w:pPr>
     <w:r>
       <w:rPr>
         <w:rFonts w:ascii="GOST type B" w:hAnsi="GOST type B"/>
@@ -7850,7 +7889,7 @@
     <w:lsdException w:uiPriority="99" w:name="index 8"/>
     <w:lsdException w:uiPriority="99" w:name="index 9"/>
     <w:lsdException w:unhideWhenUsed="0" w:uiPriority="0" w:name="toc 1"/>
-    <w:lsdException w:unhideWhenUsed="0" w:uiPriority="0" w:name="toc 2"/>
+    <w:lsdException w:qFormat="1" w:unhideWhenUsed="0" w:uiPriority="0" w:name="toc 2"/>
     <w:lsdException w:uiPriority="39" w:name="toc 3"/>
     <w:lsdException w:uiPriority="39" w:name="toc 4"/>
     <w:lsdException w:uiPriority="39" w:name="toc 5"/>
@@ -7861,8 +7900,8 @@
     <w:lsdException w:uiPriority="99" w:name="Normal Indent"/>
     <w:lsdException w:uiPriority="99" w:name="footnote text"/>
     <w:lsdException w:uiPriority="99" w:name="annotation text"/>
-    <w:lsdException w:unhideWhenUsed="0" w:uiPriority="0" w:semiHidden="0" w:name="header"/>
-    <w:lsdException w:unhideWhenUsed="0" w:uiPriority="0" w:semiHidden="0" w:name="footer"/>
+    <w:lsdException w:qFormat="1" w:unhideWhenUsed="0" w:uiPriority="0" w:semiHidden="0" w:name="header"/>
+    <w:lsdException w:qFormat="1" w:unhideWhenUsed="0" w:uiPriority="0" w:semiHidden="0" w:name="footer"/>
     <w:lsdException w:uiPriority="99" w:name="index heading"/>
     <w:lsdException w:qFormat="1" w:uiPriority="35" w:name="caption"/>
     <w:lsdException w:uiPriority="99" w:name="table of figures"/>
@@ -7871,7 +7910,7 @@
     <w:lsdException w:uiPriority="99" w:name="footnote reference"/>
     <w:lsdException w:uiPriority="99" w:name="annotation reference"/>
     <w:lsdException w:uiPriority="99" w:name="line number"/>
-    <w:lsdException w:unhideWhenUsed="0" w:uiPriority="0" w:semiHidden="0" w:name="page number"/>
+    <w:lsdException w:qFormat="1" w:unhideWhenUsed="0" w:uiPriority="0" w:semiHidden="0" w:name="page number"/>
     <w:lsdException w:uiPriority="99" w:name="endnote reference"/>
     <w:lsdException w:uiPriority="99" w:name="endnote text"/>
     <w:lsdException w:uiPriority="99" w:name="table of authorities"/>
@@ -7895,9 +7934,9 @@
     <w:lsdException w:qFormat="1" w:unhideWhenUsed="0" w:uiPriority="10" w:semiHidden="0" w:name="Title"/>
     <w:lsdException w:uiPriority="99" w:name="Closing"/>
     <w:lsdException w:uiPriority="99" w:name="Signature"/>
-    <w:lsdException w:uiPriority="1" w:name="Default Paragraph Font"/>
-    <w:lsdException w:unhideWhenUsed="0" w:uiPriority="0" w:semiHidden="0" w:name="Body Text"/>
-    <w:lsdException w:unhideWhenUsed="0" w:uiPriority="0" w:semiHidden="0" w:name="Body Text Indent"/>
+    <w:lsdException w:qFormat="1" w:uiPriority="1" w:name="Default Paragraph Font"/>
+    <w:lsdException w:qFormat="1" w:unhideWhenUsed="0" w:uiPriority="0" w:semiHidden="0" w:name="Body Text"/>
+    <w:lsdException w:qFormat="1" w:unhideWhenUsed="0" w:uiPriority="0" w:semiHidden="0" w:name="Body Text Indent"/>
     <w:lsdException w:uiPriority="99" w:name="List Continue"/>
     <w:lsdException w:uiPriority="99" w:name="List Continue 2"/>
     <w:lsdException w:uiPriority="99" w:name="List Continue 3"/>
@@ -7910,19 +7949,19 @@
     <w:lsdException w:uiPriority="99" w:name="Body Text First Indent"/>
     <w:lsdException w:uiPriority="99" w:name="Body Text First Indent 2"/>
     <w:lsdException w:uiPriority="99" w:name="Note Heading"/>
-    <w:lsdException w:unhideWhenUsed="0" w:uiPriority="0" w:semiHidden="0" w:name="Body Text 2"/>
+    <w:lsdException w:qFormat="1" w:unhideWhenUsed="0" w:uiPriority="0" w:semiHidden="0" w:name="Body Text 2"/>
     <w:lsdException w:uiPriority="99" w:name="Body Text 3"/>
     <w:lsdException w:qFormat="1" w:unhideWhenUsed="0" w:uiPriority="0" w:semiHidden="0" w:name="Body Text Indent 2"/>
     <w:lsdException w:unhideWhenUsed="0" w:uiPriority="0" w:semiHidden="0" w:name="Body Text Indent 3"/>
-    <w:lsdException w:unhideWhenUsed="0" w:uiPriority="0" w:semiHidden="0" w:name="Block Text"/>
-    <w:lsdException w:uiPriority="99" w:semiHidden="0" w:name="Hyperlink"/>
+    <w:lsdException w:qFormat="1" w:unhideWhenUsed="0" w:uiPriority="0" w:semiHidden="0" w:name="Block Text"/>
+    <w:lsdException w:qFormat="1" w:uiPriority="99" w:semiHidden="0" w:name="Hyperlink"/>
     <w:lsdException w:uiPriority="99" w:name="FollowedHyperlink"/>
     <w:lsdException w:qFormat="1" w:unhideWhenUsed="0" w:uiPriority="22" w:semiHidden="0" w:name="Strong"/>
     <w:lsdException w:qFormat="1" w:unhideWhenUsed="0" w:uiPriority="0" w:semiHidden="0" w:name="Emphasis"/>
-    <w:lsdException w:unhideWhenUsed="0" w:uiPriority="0" w:semiHidden="0" w:name="Document Map"/>
+    <w:lsdException w:qFormat="1" w:unhideWhenUsed="0" w:uiPriority="0" w:semiHidden="0" w:name="Document Map"/>
     <w:lsdException w:uiPriority="99" w:name="Plain Text"/>
     <w:lsdException w:uiPriority="99" w:name="E-mail Signature"/>
-    <w:lsdException w:unhideWhenUsed="0" w:uiPriority="0" w:semiHidden="0" w:name="Normal (Web)"/>
+    <w:lsdException w:qFormat="1" w:unhideWhenUsed="0" w:uiPriority="0" w:semiHidden="0" w:name="Normal (Web)"/>
     <w:lsdException w:uiPriority="99" w:name="HTML Acronym"/>
     <w:lsdException w:uiPriority="99" w:name="HTML Address"/>
     <w:lsdException w:uiPriority="99" w:name="HTML Cite"/>
@@ -7933,7 +7972,7 @@
     <w:lsdException w:uiPriority="99" w:name="HTML Sample"/>
     <w:lsdException w:uiPriority="99" w:name="HTML Typewriter"/>
     <w:lsdException w:uiPriority="99" w:name="HTML Variable"/>
-    <w:lsdException w:uiPriority="99" w:name="Normal Table"/>
+    <w:lsdException w:qFormat="1" w:uiPriority="99" w:name="Normal Table"/>
     <w:lsdException w:uiPriority="99" w:name="annotation subject"/>
     <w:lsdException w:uiPriority="99" w:name="Table Simple 1"/>
     <w:lsdException w:uiPriority="99" w:name="Table Simple 2"/>
@@ -7977,8 +8016,8 @@
     <w:lsdException w:uiPriority="99" w:name="Table Web 1"/>
     <w:lsdException w:uiPriority="99" w:name="Table Web 2"/>
     <w:lsdException w:uiPriority="99" w:name="Table Web 3"/>
-    <w:lsdException w:unhideWhenUsed="0" w:uiPriority="0" w:semiHidden="0" w:name="Balloon Text"/>
-    <w:lsdException w:unhideWhenUsed="0" w:uiPriority="59" w:semiHidden="0" w:name="Table Grid"/>
+    <w:lsdException w:qFormat="1" w:unhideWhenUsed="0" w:uiPriority="0" w:semiHidden="0" w:name="Balloon Text"/>
+    <w:lsdException w:qFormat="1" w:unhideWhenUsed="0" w:uiPriority="59" w:semiHidden="0" w:name="Table Grid"/>
     <w:lsdException w:uiPriority="99" w:name="Table Theme"/>
     <w:lsdException w:unhideWhenUsed="0" w:uiPriority="99" w:name="Placeholder Text"/>
     <w:lsdException w:qFormat="1" w:unhideWhenUsed="0" w:uiPriority="1" w:semiHidden="0" w:name="No Spacing"/>
@@ -8109,12 +8148,14 @@
     <w:name w:val="Default Paragraph Font"/>
     <w:semiHidden/>
     <w:unhideWhenUsed/>
+    <w:qFormat/>
     <w:uiPriority w:val="1"/>
   </w:style>
   <w:style w:type="table" w:default="1" w:styleId="9">
     <w:name w:val="Normal Table"/>
     <w:semiHidden/>
     <w:unhideWhenUsed/>
+    <w:qFormat/>
     <w:uiPriority w:val="99"/>
     <w:tblPr>
       <w:tblCellMar>
@@ -8137,6 +8178,7 @@
   <w:style w:type="character" w:styleId="11">
     <w:name w:val="Hyperlink"/>
     <w:unhideWhenUsed/>
+    <w:qFormat/>
     <w:uiPriority w:val="99"/>
     <w:rPr>
       <w:color w:val="0000FF"/>
@@ -8146,12 +8188,14 @@
   <w:style w:type="character" w:styleId="12">
     <w:name w:val="page number"/>
     <w:basedOn w:val="8"/>
+    <w:qFormat/>
     <w:uiPriority w:val="0"/>
   </w:style>
   <w:style w:type="paragraph" w:styleId="13">
     <w:name w:val="Balloon Text"/>
     <w:basedOn w:val="1"/>
     <w:link w:val="32"/>
+    <w:qFormat/>
     <w:uiPriority w:val="0"/>
     <w:rPr>
       <w:rFonts w:ascii="Tahoma" w:hAnsi="Tahoma" w:cs="Tahoma"/>
@@ -8162,6 +8206,7 @@
   <w:style w:type="paragraph" w:styleId="14">
     <w:name w:val="Body Text 2"/>
     <w:basedOn w:val="1"/>
+    <w:qFormat/>
     <w:uiPriority w:val="0"/>
     <w:pPr>
       <w:spacing w:after="120" w:line="480" w:lineRule="auto"/>
@@ -8185,6 +8230,7 @@
     <w:name w:val="Document Map"/>
     <w:basedOn w:val="1"/>
     <w:link w:val="43"/>
+    <w:qFormat/>
     <w:uiPriority w:val="0"/>
     <w:rPr>
       <w:rFonts w:ascii="Tahoma" w:hAnsi="Tahoma" w:cs="Tahoma"/>
@@ -8196,6 +8242,7 @@
     <w:name w:val="header"/>
     <w:basedOn w:val="1"/>
     <w:link w:val="27"/>
+    <w:qFormat/>
     <w:uiPriority w:val="0"/>
     <w:pPr>
       <w:tabs>
@@ -8207,6 +8254,7 @@
   <w:style w:type="paragraph" w:styleId="18">
     <w:name w:val="Body Text"/>
     <w:basedOn w:val="1"/>
+    <w:qFormat/>
     <w:uiPriority w:val="0"/>
     <w:rPr>
       <w:sz w:val="28"/>
@@ -8227,6 +8275,7 @@
     <w:next w:val="1"/>
     <w:autoRedefine/>
     <w:semiHidden/>
+    <w:qFormat/>
     <w:uiPriority w:val="0"/>
     <w:pPr>
       <w:ind w:left="200"/>
@@ -8235,6 +8284,7 @@
   <w:style w:type="paragraph" w:styleId="21">
     <w:name w:val="Body Text Indent"/>
     <w:basedOn w:val="1"/>
+    <w:qFormat/>
     <w:uiPriority w:val="0"/>
     <w:pPr>
       <w:spacing w:after="120"/>
@@ -8245,6 +8295,7 @@
     <w:name w:val="footer"/>
     <w:basedOn w:val="1"/>
     <w:link w:val="42"/>
+    <w:qFormat/>
     <w:uiPriority w:val="0"/>
     <w:pPr>
       <w:tabs>
@@ -8256,6 +8307,7 @@
   <w:style w:type="paragraph" w:styleId="23">
     <w:name w:val="Normal (Web)"/>
     <w:basedOn w:val="1"/>
+    <w:qFormat/>
     <w:uiPriority w:val="0"/>
     <w:pPr>
       <w:spacing w:before="100" w:beforeAutospacing="1" w:after="100" w:afterAutospacing="1"/>
@@ -8278,6 +8330,7 @@
   <w:style w:type="paragraph" w:styleId="25">
     <w:name w:val="Block Text"/>
     <w:basedOn w:val="1"/>
+    <w:qFormat/>
     <w:uiPriority w:val="0"/>
     <w:pPr>
       <w:spacing w:line="360" w:lineRule="auto"/>
@@ -8295,6 +8348,7 @@
   <w:style w:type="table" w:styleId="26">
     <w:name w:val="Table Grid"/>
     <w:basedOn w:val="9"/>
+    <w:qFormat/>
     <w:uiPriority w:val="59"/>
     <w:tblPr>
       <w:tblBorders>
@@ -8333,6 +8387,7 @@
   </w:style>
   <w:style w:type="paragraph" w:customStyle="1" w:styleId="29">
     <w:name w:val="Normal1"/>
+    <w:qFormat/>
     <w:uiPriority w:val="0"/>
     <w:rPr>
       <w:rFonts w:ascii="Times New Roman" w:hAnsi="Times New Roman" w:eastAsia="Times New Roman" w:cs="Times New Roman"/>
@@ -8343,6 +8398,7 @@
   <w:style w:type="paragraph" w:customStyle="1" w:styleId="30">
     <w:name w:val="textn"/>
     <w:basedOn w:val="1"/>
+    <w:qFormat/>
     <w:uiPriority w:val="0"/>
     <w:pPr>
       <w:spacing w:before="100" w:beforeAutospacing="1" w:after="100" w:afterAutospacing="1"/>
@@ -8369,6 +8425,7 @@
   <w:style w:type="character" w:customStyle="1" w:styleId="32">
     <w:name w:val="Текст выноски Знак"/>
     <w:link w:val="13"/>
+    <w:qFormat/>
     <w:uiPriority w:val="0"/>
     <w:rPr>
       <w:rFonts w:ascii="Tahoma" w:hAnsi="Tahoma" w:cs="Tahoma"/>
@@ -8411,6 +8468,7 @@
   </w:style>
   <w:style w:type="paragraph" w:customStyle="1" w:styleId="36">
     <w:name w:val="Обычный1"/>
+    <w:qFormat/>
     <w:uiPriority w:val="0"/>
     <w:pPr>
       <w:snapToGrid w:val="0"/>
@@ -8445,6 +8503,7 @@
   <w:style w:type="table" w:customStyle="1" w:styleId="39">
     <w:name w:val="Сетка таблицы1"/>
     <w:basedOn w:val="9"/>
+    <w:qFormat/>
     <w:uiPriority w:val="0"/>
     <w:tblPr>
       <w:tblBorders>
@@ -8460,6 +8519,7 @@
   <w:style w:type="table" w:customStyle="1" w:styleId="40">
     <w:name w:val="Сетка таблицы2"/>
     <w:basedOn w:val="9"/>
+    <w:qFormat/>
     <w:uiPriority w:val="0"/>
     <w:tblPr>
       <w:tblBorders>
@@ -8475,6 +8535,7 @@
   <w:style w:type="character" w:customStyle="1" w:styleId="41">
     <w:name w:val="Заголовок 2 Знак"/>
     <w:link w:val="3"/>
+    <w:qFormat/>
     <w:uiPriority w:val="0"/>
     <w:rPr>
       <w:rFonts w:ascii="GOST type B" w:hAnsi="GOST type B"/>
@@ -8486,11 +8547,13 @@
     <w:name w:val="Нижний колонтитул Знак"/>
     <w:basedOn w:val="8"/>
     <w:link w:val="22"/>
+    <w:qFormat/>
     <w:uiPriority w:val="0"/>
   </w:style>
   <w:style w:type="character" w:customStyle="1" w:styleId="43">
     <w:name w:val="Схема документа Знак"/>
     <w:link w:val="16"/>
+    <w:qFormat/>
     <w:uiPriority w:val="0"/>
     <w:rPr>
       <w:rFonts w:ascii="Tahoma" w:hAnsi="Tahoma" w:cs="Tahoma"/>
@@ -8501,6 +8564,7 @@
   <w:style w:type="character" w:customStyle="1" w:styleId="44">
     <w:name w:val="Заголовок 1 Знак"/>
     <w:link w:val="2"/>
+    <w:qFormat/>
     <w:uiPriority w:val="0"/>
     <w:rPr>
       <w:rFonts w:ascii="GOST type B" w:hAnsi="GOST type B"/>
@@ -8511,6 +8575,7 @@
   <w:style w:type="character" w:customStyle="1" w:styleId="45">
     <w:name w:val="Заголовок 3 Знак"/>
     <w:link w:val="4"/>
+    <w:qFormat/>
     <w:uiPriority w:val="0"/>
     <w:rPr>
       <w:rFonts w:ascii="GOST type B" w:hAnsi="GOST type B"/>
@@ -8520,6 +8585,7 @@
   </w:style>
   <w:style w:type="paragraph" w:customStyle="1" w:styleId="46">
     <w:name w:val="Default"/>
+    <w:qFormat/>
     <w:uiPriority w:val="0"/>
     <w:pPr>
       <w:autoSpaceDE w:val="0"/>
@@ -8537,6 +8603,7 @@
   <w:style w:type="character" w:customStyle="1" w:styleId="47">
     <w:name w:val="Основной текст с отступом 3 Знак"/>
     <w:link w:val="15"/>
+    <w:qFormat/>
     <w:uiPriority w:val="0"/>
     <w:rPr>
       <w:rFonts w:ascii="Calibri" w:hAnsi="Calibri"/>
@@ -8547,6 +8614,7 @@
   <w:style w:type="character" w:customStyle="1" w:styleId="48">
     <w:name w:val="Чертежный Знак"/>
     <w:link w:val="35"/>
+    <w:qFormat/>
     <w:locked/>
     <w:uiPriority w:val="0"/>
     <w:rPr>

--- a/Word/Дубровский_03_.docx
+++ b/Word/Дубровский_03_.docx
@@ -2896,7 +2896,24 @@
                               <w:sz w:val="28"/>
                               <w:szCs w:val="28"/>
                             </w:rPr>
-                            <w:t>.25.0</w:t>
+                            <w:t>.2</w:t>
+                          </w:r>
+                          <w:r>
+                            <w:rPr>
+                              <w:rFonts w:hint="default" w:ascii="Times New Roman" w:hAnsi="Times New Roman" w:cs="Times New Roman"/>
+                              <w:sz w:val="28"/>
+                              <w:szCs w:val="28"/>
+                              <w:lang w:val="ru-RU"/>
+                            </w:rPr>
+                            <w:t>6</w:t>
+                          </w:r>
+                          <w:r>
+                            <w:rPr>
+                              <w:rFonts w:hint="default" w:ascii="Times New Roman" w:hAnsi="Times New Roman" w:cs="Times New Roman"/>
+                              <w:sz w:val="28"/>
+                              <w:szCs w:val="28"/>
+                            </w:rPr>
+                            <w:t>.0</w:t>
                           </w:r>
                           <w:r>
                             <w:rPr>
@@ -2989,7 +3006,24 @@
                         <w:sz w:val="28"/>
                         <w:szCs w:val="28"/>
                       </w:rPr>
-                      <w:t>.25.0</w:t>
+                      <w:t>.2</w:t>
+                    </w:r>
+                    <w:r>
+                      <w:rPr>
+                        <w:rFonts w:hint="default" w:ascii="Times New Roman" w:hAnsi="Times New Roman" w:cs="Times New Roman"/>
+                        <w:sz w:val="28"/>
+                        <w:szCs w:val="28"/>
+                        <w:lang w:val="ru-RU"/>
+                      </w:rPr>
+                      <w:t>6</w:t>
+                    </w:r>
+                    <w:r>
+                      <w:rPr>
+                        <w:rFonts w:hint="default" w:ascii="Times New Roman" w:hAnsi="Times New Roman" w:cs="Times New Roman"/>
+                        <w:sz w:val="28"/>
+                        <w:szCs w:val="28"/>
+                      </w:rPr>
+                      <w:t>.0</w:t>
                     </w:r>
                     <w:r>
                       <w:rPr>
@@ -4571,9 +4605,10 @@
                         <w:p>
                           <w:pPr>
                             <w:rPr>
-                              <w:rFonts w:ascii="Times New Roman" w:hAnsi="Times New Roman"/>
+                              <w:rFonts w:hint="default" w:ascii="Times New Roman" w:hAnsi="Times New Roman"/>
                               <w:sz w:val="16"/>
                               <w:szCs w:val="18"/>
+                              <w:lang w:val="ru-RU"/>
                             </w:rPr>
                           </w:pPr>
                           <w:r>
@@ -4581,10 +4616,21 @@
                               <w:rFonts w:ascii="Times New Roman" w:hAnsi="Times New Roman"/>
                               <w:sz w:val="15"/>
                               <w:szCs w:val="15"/>
-                            </w:rPr>
-                            <w:t>Толочко П.С.</w:t>
+                              <w:lang w:val="ru-RU"/>
+                            </w:rPr>
+                            <w:t>Новик</w:t>
+                          </w:r>
+                          <w:r>
+                            <w:rPr>
+                              <w:rFonts w:hint="default" w:ascii="Times New Roman" w:hAnsi="Times New Roman"/>
+                              <w:sz w:val="15"/>
+                              <w:szCs w:val="15"/>
+                              <w:lang w:val="ru-RU"/>
+                            </w:rPr>
+                            <w:t xml:space="preserve"> А.И.</w:t>
                           </w:r>
                         </w:p>
+                        <w:p/>
                       </w:txbxContent>
                     </wps:txbx>
                     <wps:bodyPr rot="0" vert="horz" wrap="square" lIns="0" tIns="0" rIns="0" bIns="0" anchor="t" anchorCtr="0" upright="1">
@@ -4608,9 +4654,10 @@
                   <w:p>
                     <w:pPr>
                       <w:rPr>
-                        <w:rFonts w:ascii="Times New Roman" w:hAnsi="Times New Roman"/>
+                        <w:rFonts w:hint="default" w:ascii="Times New Roman" w:hAnsi="Times New Roman"/>
                         <w:sz w:val="16"/>
                         <w:szCs w:val="18"/>
+                        <w:lang w:val="ru-RU"/>
                       </w:rPr>
                     </w:pPr>
                     <w:r>
@@ -4618,10 +4665,21 @@
                         <w:rFonts w:ascii="Times New Roman" w:hAnsi="Times New Roman"/>
                         <w:sz w:val="15"/>
                         <w:szCs w:val="15"/>
-                      </w:rPr>
-                      <w:t>Толочко П.С.</w:t>
+                        <w:lang w:val="ru-RU"/>
+                      </w:rPr>
+                      <w:t>Новик</w:t>
+                    </w:r>
+                    <w:r>
+                      <w:rPr>
+                        <w:rFonts w:hint="default" w:ascii="Times New Roman" w:hAnsi="Times New Roman"/>
+                        <w:sz w:val="15"/>
+                        <w:szCs w:val="15"/>
+                        <w:lang w:val="ru-RU"/>
+                      </w:rPr>
+                      <w:t xml:space="preserve"> А.И.</w:t>
                     </w:r>
                   </w:p>
+                  <w:p/>
                 </w:txbxContent>
               </v:textbox>
             </v:shape>
@@ -5822,7 +5880,24 @@
                               <w:sz w:val="28"/>
                               <w:szCs w:val="28"/>
                             </w:rPr>
-                            <w:t>.25.0</w:t>
+                            <w:t>.2</w:t>
+                          </w:r>
+                          <w:r>
+                            <w:rPr>
+                              <w:rFonts w:hint="default" w:ascii="Times New Roman" w:hAnsi="Times New Roman" w:cs="Times New Roman"/>
+                              <w:sz w:val="28"/>
+                              <w:szCs w:val="28"/>
+                              <w:lang w:val="ru-RU"/>
+                            </w:rPr>
+                            <w:t>6</w:t>
+                          </w:r>
+                          <w:r>
+                            <w:rPr>
+                              <w:rFonts w:hint="default" w:ascii="Times New Roman" w:hAnsi="Times New Roman" w:cs="Times New Roman"/>
+                              <w:sz w:val="28"/>
+                              <w:szCs w:val="28"/>
+                            </w:rPr>
+                            <w:t>.0</w:t>
                           </w:r>
                           <w:r>
                             <w:rPr>
@@ -5926,7 +6001,24 @@
                         <w:sz w:val="28"/>
                         <w:szCs w:val="28"/>
                       </w:rPr>
-                      <w:t>.25.0</w:t>
+                      <w:t>.2</w:t>
+                    </w:r>
+                    <w:r>
+                      <w:rPr>
+                        <w:rFonts w:hint="default" w:ascii="Times New Roman" w:hAnsi="Times New Roman" w:cs="Times New Roman"/>
+                        <w:sz w:val="28"/>
+                        <w:szCs w:val="28"/>
+                        <w:lang w:val="ru-RU"/>
+                      </w:rPr>
+                      <w:t>6</w:t>
+                    </w:r>
+                    <w:r>
+                      <w:rPr>
+                        <w:rFonts w:hint="default" w:ascii="Times New Roman" w:hAnsi="Times New Roman" w:cs="Times New Roman"/>
+                        <w:sz w:val="28"/>
+                        <w:szCs w:val="28"/>
+                      </w:rPr>
+                      <w:t>.0</w:t>
                     </w:r>
                     <w:r>
                       <w:rPr>
@@ -8364,6 +8456,7 @@
   <w:style w:type="character" w:customStyle="1" w:styleId="27">
     <w:name w:val="Верхний колонтитул Знак1"/>
     <w:link w:val="17"/>
+    <w:qFormat/>
     <w:uiPriority w:val="0"/>
     <w:rPr>
       <w:lang w:val="ru-RU" w:eastAsia="ru-RU" w:bidi="ar-SA"/>
@@ -8372,6 +8465,7 @@
   <w:style w:type="paragraph" w:customStyle="1" w:styleId="28">
     <w:name w:val="Основной текст 2 + Verdana"/>
     <w:basedOn w:val="14"/>
+    <w:qFormat/>
     <w:uiPriority w:val="0"/>
     <w:pPr>
       <w:spacing w:after="0" w:line="360" w:lineRule="auto"/>
@@ -8444,6 +8538,7 @@
   <w:style w:type="character" w:customStyle="1" w:styleId="34">
     <w:name w:val="Заголовок 7 Знак"/>
     <w:link w:val="7"/>
+    <w:qFormat/>
     <w:uiPriority w:val="0"/>
     <w:rPr>
       <w:rFonts w:ascii="Calibri" w:hAnsi="Calibri"/>
@@ -8491,6 +8586,7 @@
   </w:style>
   <w:style w:type="paragraph" w:customStyle="1" w:styleId="38">
     <w:name w:val="Обычный11"/>
+    <w:qFormat/>
     <w:uiPriority w:val="0"/>
     <w:pPr>
       <w:snapToGrid w:val="0"/>
